--- a/klagomål/A 59241-2025 FSC-klagomål.docx
+++ b/klagomål/A 59241-2025 FSC-klagomål.docx
@@ -763,7 +763,7 @@
     <w:r>
       <w:tab/>
       <w:tab/>
-      <w:t>2025-12-19</w:t>
+      <w:t>2025-12-20</w:t>
       <w:br/>
       <w:br/>
     </w:r>

--- a/klagomål/A 59241-2025 FSC-klagomål.docx
+++ b/klagomål/A 59241-2025 FSC-klagomål.docx
@@ -763,7 +763,7 @@
     <w:r>
       <w:tab/>
       <w:tab/>
-      <w:t>2025-12-20</w:t>
+      <w:t>2025-12-21</w:t>
       <w:br/>
       <w:br/>
     </w:r>

--- a/klagomål/A 59241-2025 FSC-klagomål.docx
+++ b/klagomål/A 59241-2025 FSC-klagomål.docx
@@ -763,7 +763,7 @@
     <w:r>
       <w:tab/>
       <w:tab/>
-      <w:t>2025-12-21</w:t>
+      <w:t>2025-12-22</w:t>
       <w:br/>
       <w:br/>
     </w:r>

--- a/klagomål/A 59241-2025 FSC-klagomål.docx
+++ b/klagomål/A 59241-2025 FSC-klagomål.docx
@@ -763,7 +763,7 @@
     <w:r>
       <w:tab/>
       <w:tab/>
-      <w:t>2025-12-22</w:t>
+      <w:t>2025-12-26</w:t>
       <w:br/>
       <w:br/>
     </w:r>

--- a/klagomål/A 59241-2025 FSC-klagomål.docx
+++ b/klagomål/A 59241-2025 FSC-klagomål.docx
@@ -763,7 +763,7 @@
     <w:r>
       <w:tab/>
       <w:tab/>
-      <w:t>2025-12-26</w:t>
+      <w:t>2025-12-28</w:t>
       <w:br/>
       <w:br/>
     </w:r>

--- a/klagomål/A 59241-2025 FSC-klagomål.docx
+++ b/klagomål/A 59241-2025 FSC-klagomål.docx
@@ -763,7 +763,7 @@
     <w:r>
       <w:tab/>
       <w:tab/>
-      <w:t>2025-12-28</w:t>
+      <w:t>2025-12-29</w:t>
       <w:br/>
       <w:br/>
     </w:r>

--- a/klagomål/A 59241-2025 FSC-klagomål.docx
+++ b/klagomål/A 59241-2025 FSC-klagomål.docx
@@ -763,7 +763,7 @@
     <w:r>
       <w:tab/>
       <w:tab/>
-      <w:t>2025-12-29</w:t>
+      <w:t>2025-12-30</w:t>
       <w:br/>
       <w:br/>
     </w:r>

--- a/klagomål/A 59241-2025 FSC-klagomål.docx
+++ b/klagomål/A 59241-2025 FSC-klagomål.docx
@@ -763,7 +763,7 @@
     <w:r>
       <w:tab/>
       <w:tab/>
-      <w:t>2025-12-30</w:t>
+      <w:t>2025-12-31</w:t>
       <w:br/>
       <w:br/>
     </w:r>

--- a/klagomål/A 59241-2025 FSC-klagomål.docx
+++ b/klagomål/A 59241-2025 FSC-klagomål.docx
@@ -763,7 +763,7 @@
     <w:r>
       <w:tab/>
       <w:tab/>
-      <w:t>2025-12-31</w:t>
+      <w:t>2026-01-03</w:t>
       <w:br/>
       <w:br/>
     </w:r>

--- a/klagomål/A 59241-2025 FSC-klagomål.docx
+++ b/klagomål/A 59241-2025 FSC-klagomål.docx
@@ -763,7 +763,7 @@
     <w:r>
       <w:tab/>
       <w:tab/>
-      <w:t>2026-01-07</w:t>
+      <w:t>2026-01-08</w:t>
       <w:br/>
       <w:br/>
     </w:r>

--- a/klagomål/A 59241-2025 FSC-klagomål.docx
+++ b/klagomål/A 59241-2025 FSC-klagomål.docx
@@ -763,7 +763,7 @@
     <w:r>
       <w:tab/>
       <w:tab/>
-      <w:t>2026-01-08</w:t>
+      <w:t>2026-01-09</w:t>
       <w:br/>
       <w:br/>
     </w:r>

--- a/klagomål/A 59241-2025 FSC-klagomål.docx
+++ b/klagomål/A 59241-2025 FSC-klagomål.docx
@@ -763,7 +763,7 @@
     <w:r>
       <w:tab/>
       <w:tab/>
-      <w:t>2026-01-09</w:t>
+      <w:t>2026-01-10</w:t>
       <w:br/>
       <w:br/>
     </w:r>

--- a/klagomål/A 59241-2025 FSC-klagomål.docx
+++ b/klagomål/A 59241-2025 FSC-klagomål.docx
@@ -763,7 +763,7 @@
     <w:r>
       <w:tab/>
       <w:tab/>
-      <w:t>2026-01-10</w:t>
+      <w:t>2026-01-11</w:t>
       <w:br/>
       <w:br/>
     </w:r>

--- a/klagomål/A 59241-2025 FSC-klagomål.docx
+++ b/klagomål/A 59241-2025 FSC-klagomål.docx
@@ -763,7 +763,7 @@
     <w:r>
       <w:tab/>
       <w:tab/>
-      <w:t>2026-01-11</w:t>
+      <w:t>2026-01-12</w:t>
       <w:br/>
       <w:br/>
     </w:r>

--- a/klagomål/A 59241-2025 FSC-klagomål.docx
+++ b/klagomål/A 59241-2025 FSC-klagomål.docx
@@ -763,7 +763,7 @@
     <w:r>
       <w:tab/>
       <w:tab/>
-      <w:t>2026-01-12</w:t>
+      <w:t>2026-01-13</w:t>
       <w:br/>
       <w:br/>
     </w:r>

--- a/klagomål/A 59241-2025 FSC-klagomål.docx
+++ b/klagomål/A 59241-2025 FSC-klagomål.docx
@@ -763,7 +763,7 @@
     <w:r>
       <w:tab/>
       <w:tab/>
-      <w:t>2026-01-13</w:t>
+      <w:t>2026-01-14</w:t>
       <w:br/>
       <w:br/>
     </w:r>

--- a/klagomål/A 59241-2025 FSC-klagomål.docx
+++ b/klagomål/A 59241-2025 FSC-klagomål.docx
@@ -763,7 +763,7 @@
     <w:r>
       <w:tab/>
       <w:tab/>
-      <w:t>2026-01-14</w:t>
+      <w:t>2026-01-15</w:t>
       <w:br/>
       <w:br/>
     </w:r>

--- a/klagomål/A 59241-2025 FSC-klagomål.docx
+++ b/klagomål/A 59241-2025 FSC-klagomål.docx
@@ -763,7 +763,7 @@
     <w:r>
       <w:tab/>
       <w:tab/>
-      <w:t>2026-01-15</w:t>
+      <w:t>2026-01-16</w:t>
       <w:br/>
       <w:br/>
     </w:r>

--- a/klagomål/A 59241-2025 FSC-klagomål.docx
+++ b/klagomål/A 59241-2025 FSC-klagomål.docx
@@ -763,7 +763,7 @@
     <w:r>
       <w:tab/>
       <w:tab/>
-      <w:t>2026-01-16</w:t>
+      <w:t>2026-01-17</w:t>
       <w:br/>
       <w:br/>
     </w:r>

--- a/klagomål/A 59241-2025 FSC-klagomål.docx
+++ b/klagomål/A 59241-2025 FSC-klagomål.docx
@@ -763,7 +763,7 @@
     <w:r>
       <w:tab/>
       <w:tab/>
-      <w:t>2026-01-17</w:t>
+      <w:t>2026-01-18</w:t>
       <w:br/>
       <w:br/>
     </w:r>

--- a/klagomål/A 59241-2025 FSC-klagomål.docx
+++ b/klagomål/A 59241-2025 FSC-klagomål.docx
@@ -763,7 +763,7 @@
     <w:r>
       <w:tab/>
       <w:tab/>
-      <w:t>2026-01-18</w:t>
+      <w:t>2026-01-19</w:t>
       <w:br/>
       <w:br/>
     </w:r>

--- a/klagomål/A 59241-2025 FSC-klagomål.docx
+++ b/klagomål/A 59241-2025 FSC-klagomål.docx
@@ -763,7 +763,7 @@
     <w:r>
       <w:tab/>
       <w:tab/>
-      <w:t>2026-01-19</w:t>
+      <w:t>2026-01-20</w:t>
       <w:br/>
       <w:br/>
     </w:r>

--- a/klagomål/A 59241-2025 FSC-klagomål.docx
+++ b/klagomål/A 59241-2025 FSC-klagomål.docx
@@ -763,7 +763,7 @@
     <w:r>
       <w:tab/>
       <w:tab/>
-      <w:t>2026-01-20</w:t>
+      <w:t>2026-01-21</w:t>
       <w:br/>
       <w:br/>
     </w:r>

--- a/klagomål/A 59241-2025 FSC-klagomål.docx
+++ b/klagomål/A 59241-2025 FSC-klagomål.docx
@@ -763,7 +763,7 @@
     <w:r>
       <w:tab/>
       <w:tab/>
-      <w:t>2026-01-21</w:t>
+      <w:t>2026-01-23</w:t>
       <w:br/>
       <w:br/>
     </w:r>

--- a/klagomål/A 59241-2025 FSC-klagomål.docx
+++ b/klagomål/A 59241-2025 FSC-klagomål.docx
@@ -763,7 +763,7 @@
     <w:r>
       <w:tab/>
       <w:tab/>
-      <w:t>2026-01-23</w:t>
+      <w:t>2026-01-24</w:t>
       <w:br/>
       <w:br/>
     </w:r>

--- a/klagomål/A 59241-2025 FSC-klagomål.docx
+++ b/klagomål/A 59241-2025 FSC-klagomål.docx
@@ -763,7 +763,7 @@
     <w:r>
       <w:tab/>
       <w:tab/>
-      <w:t>2026-01-24</w:t>
+      <w:t>2026-01-25</w:t>
       <w:br/>
       <w:br/>
     </w:r>

--- a/klagomål/A 59241-2025 FSC-klagomål.docx
+++ b/klagomål/A 59241-2025 FSC-klagomål.docx
@@ -763,7 +763,7 @@
     <w:r>
       <w:tab/>
       <w:tab/>
-      <w:t>2026-01-25</w:t>
+      <w:t>2026-01-26</w:t>
       <w:br/>
       <w:br/>
     </w:r>

--- a/klagomål/A 59241-2025 FSC-klagomål.docx
+++ b/klagomål/A 59241-2025 FSC-klagomål.docx
@@ -763,7 +763,7 @@
     <w:r>
       <w:tab/>
       <w:tab/>
-      <w:t>2026-01-26</w:t>
+      <w:t>2026-01-27</w:t>
       <w:br/>
       <w:br/>
     </w:r>

--- a/klagomål/A 59241-2025 FSC-klagomål.docx
+++ b/klagomål/A 59241-2025 FSC-klagomål.docx
@@ -763,7 +763,7 @@
     <w:r>
       <w:tab/>
       <w:tab/>
-      <w:t>2026-01-27</w:t>
+      <w:t>2026-01-28</w:t>
       <w:br/>
       <w:br/>
     </w:r>

--- a/klagomål/A 59241-2025 FSC-klagomål.docx
+++ b/klagomål/A 59241-2025 FSC-klagomål.docx
@@ -112,7 +112,7 @@
         <w:pStyle w:val="ListBullet"/>
       </w:pPr>
       <w:r>
-        <w:t>Om ett ombud (tex Norra skog eller Mellanskog) avverkningsanmäler en skog med naturvärden motsvarande nyckelbiotops kvalité men markägaren inte är FSC certifierad, bör du skicka in ett FSC kontrollerat virke klagomål. Då ska klagomålet skickas till ombudsföretaget.</w:t>
+        <w:t>Om ett ombud (tex Norra skog eller Mellanskog) avverkningsanmäler en skog med naturvärden motsvarande nyckelbiotops kvalitet men markägaren inte är FSC certifierad, bör du skicka in ett FSC kontrollerat virke klagomål. Då ska klagomålet skickas till ombudsföretaget.</w:t>
       </w:r>
     </w:p>
     <w:p>
@@ -281,7 +281,25 @@
         <w:t>Spillkråka (NT, §4)</w:t>
       </w:r>
       <w:r>
-        <w:t xml:space="preserve"> är rödlistad som nära hotad och ingår i bilaga 1 i EU:s fågeldirektiv. Den minskar i population på grund av minskad tillgång på lämpliga bo- och födoträd och minskad födotillgång. Spillkråkans minskningstakt har uppgått till 19 (24–10) % under de senaste 15 åren. Minskningstakten för den svenska populationen bedöms vara nära gränsvärdet för Sårbar (VU) (A2bc). Skogsbruk med korta omloppstider och täta, homogena ungskogar utgör det största hotet, (SLU Artdatabanken, 2023).</w:t>
+        <w:t xml:space="preserve"> är rödlistad som nära hotad och ingår i bilaga 1 i EU:s fågeldirektiv. Den minskar i population på grund av minskad tillgång på lämpliga bo- och födoträd och minskad födotillgång. Spillkråkans minskningstakt har uppgått till 19 (24–10) % under de senaste 15 åren. Minskningstakten för den svenska populationen bedöms vara nära gränsvärdet för Sårbar (VU) (A2bc). Skogsbruk med korta omloppstider och täta, homogena ungskogar utgör det största hotet. Spillkråka är typisk art för </w:t>
+      </w:r>
+      <w:r>
+        <w:rPr>
+          <w:i/>
+        </w:rPr>
+        <w:t xml:space="preserve">9010 Taiga </w:t>
+      </w:r>
+      <w:r>
+        <w:t>och</w:t>
+      </w:r>
+      <w:r>
+        <w:rPr>
+          <w:i/>
+        </w:rPr>
+        <w:t xml:space="preserve"> 9740 Skogsbevuxen myr </w:t>
+      </w:r>
+      <w:r>
+        <w:t>(SLU Artdatabanken, 2023).</w:t>
       </w:r>
     </w:p>
     <w:p>
@@ -605,12 +623,30 @@
     </w:p>
     <w:p>
       <w:r>
-        <w:t>Spillkråka (NT) är rödlistad som nära hotad, fridlyst enligt §4 Artskyddsförordningen och ingår i bilaga 1 i EU:s fågeldirektiv. Spillkråka lever i både barr- och blandskog liksom i ren lövskog. De tätaste populationerna tenderar att finnas i äldre, variationsrik blandskog med gott om död ved och gamla träd.</w:t>
+        <w:t xml:space="preserve">Spillkråka (NT) är rödlistad som nära hotad, fridlyst enligt §4 Artskyddsförordningen, typisk art för </w:t>
+      </w:r>
+      <w:r>
+        <w:rPr>
+          <w:i/>
+        </w:rPr>
+        <w:t xml:space="preserve">9010 Taiga </w:t>
+      </w:r>
+      <w:r>
+        <w:t>och</w:t>
+      </w:r>
+      <w:r>
+        <w:rPr>
+          <w:i/>
+        </w:rPr>
+        <w:t xml:space="preserve"> 9740 Skogsbevuxen myr</w:t>
+      </w:r>
+      <w:r>
+        <w:t xml:space="preserve"> och ingår i bilaga 1 i EU:s fågeldirektiv. Spillkråka lever i både barr- och blandskog liksom i ren lövskog. De tätaste populationerna tenderar att finnas i äldre, variationsrik blandskog med gott om död ved och gamla träd.</w:t>
       </w:r>
     </w:p>
     <w:p>
       <w:r>
-        <w:t>Varje par utnyttjar 400–1000 hektar skog beroende på skogens kvalitet. En minskning av populationen pågår på grund av minskad tillgång på lämpliga bo- och födoträd och minskad födotillgång. Spillkråkans minskningstakt har uppgått till 19 (24–10) % under de senaste 15 åren. Minskningstakten för den svenska populationen bedöms vara nära gränsvärdet för Sårbar (VU) (A2bc). Skogsbruk med korta omloppstider och täta, homogena ungskogar utgör det största hotet (Artdatabanken 2023).</w:t>
+        <w:t>Varje par utnyttjar 400–1000 hektar skog beroende på skogens kvalitet. En minskning av populationen pågår på grund av minskad tillgång på lämpliga bo- och födoträd och minskad födotillgång. Spillkråkans minskningstakt har uppgått till 19 (24–10) % under de senaste 15 åren. Minskningstakten för den svenska populationen bedöms vara nära gränsvärdet för Sårbar (VU) (A2bc). Skogsbruk med korta omloppstider och täta, homogena ungskogar utgör det största hotet (SLU Artdatabanken 2023).</w:t>
       </w:r>
     </w:p>
     <w:p>
@@ -763,7 +799,7 @@
     <w:r>
       <w:tab/>
       <w:tab/>
-      <w:t>2026-01-28</w:t>
+      <w:t>2026-01-29</w:t>
       <w:br/>
       <w:br/>
     </w:r>

--- a/klagomål/A 59241-2025 FSC-klagomål.docx
+++ b/klagomål/A 59241-2025 FSC-klagomål.docx
@@ -799,7 +799,7 @@
     <w:r>
       <w:tab/>
       <w:tab/>
-      <w:t>2026-01-29</w:t>
+      <w:t>2026-01-30</w:t>
       <w:br/>
       <w:br/>
     </w:r>

--- a/klagomål/A 59241-2025 FSC-klagomål.docx
+++ b/klagomål/A 59241-2025 FSC-klagomål.docx
@@ -799,7 +799,7 @@
     <w:r>
       <w:tab/>
       <w:tab/>
-      <w:t>2026-01-30</w:t>
+      <w:t>2026-01-31</w:t>
       <w:br/>
       <w:br/>
     </w:r>

--- a/klagomål/A 59241-2025 FSC-klagomål.docx
+++ b/klagomål/A 59241-2025 FSC-klagomål.docx
@@ -799,7 +799,7 @@
     <w:r>
       <w:tab/>
       <w:tab/>
-      <w:t>2026-03-01</w:t>
+      <w:t>2026-03-02</w:t>
       <w:br/>
       <w:br/>
     </w:r>

--- a/klagomål/A 59241-2025 FSC-klagomål.docx
+++ b/klagomål/A 59241-2025 FSC-klagomål.docx
@@ -799,7 +799,7 @@
     <w:r>
       <w:tab/>
       <w:tab/>
-      <w:t>2026-03-02</w:t>
+      <w:t>2026-03-03</w:t>
       <w:br/>
       <w:br/>
     </w:r>

--- a/klagomål/A 59241-2025 FSC-klagomål.docx
+++ b/klagomål/A 59241-2025 FSC-klagomål.docx
@@ -799,7 +799,7 @@
     <w:r>
       <w:tab/>
       <w:tab/>
-      <w:t>2026-03-03</w:t>
+      <w:t>2026-03-04</w:t>
       <w:br/>
       <w:br/>
     </w:r>

--- a/klagomål/A 59241-2025 FSC-klagomål.docx
+++ b/klagomål/A 59241-2025 FSC-klagomål.docx
@@ -799,7 +799,7 @@
     <w:r>
       <w:tab/>
       <w:tab/>
-      <w:t>2026-03-04</w:t>
+      <w:t>2026-03-05</w:t>
       <w:br/>
       <w:br/>
     </w:r>

--- a/klagomål/A 59241-2025 FSC-klagomål.docx
+++ b/klagomål/A 59241-2025 FSC-klagomål.docx
@@ -799,7 +799,7 @@
     <w:r>
       <w:tab/>
       <w:tab/>
-      <w:t>2026-03-05</w:t>
+      <w:t>2026-03-06</w:t>
       <w:br/>
       <w:br/>
     </w:r>

--- a/klagomål/A 59241-2025 FSC-klagomål.docx
+++ b/klagomål/A 59241-2025 FSC-klagomål.docx
@@ -799,7 +799,7 @@
     <w:r>
       <w:tab/>
       <w:tab/>
-      <w:t>2026-03-06</w:t>
+      <w:t>2026-03-07</w:t>
       <w:br/>
       <w:br/>
     </w:r>

--- a/klagomål/A 59241-2025 FSC-klagomål.docx
+++ b/klagomål/A 59241-2025 FSC-klagomål.docx
@@ -799,7 +799,7 @@
     <w:r>
       <w:tab/>
       <w:tab/>
-      <w:t>2026-03-07</w:t>
+      <w:t>2026-03-08</w:t>
       <w:br/>
       <w:br/>
     </w:r>

--- a/klagomål/A 59241-2025 FSC-klagomål.docx
+++ b/klagomål/A 59241-2025 FSC-klagomål.docx
@@ -799,7 +799,7 @@
     <w:r>
       <w:tab/>
       <w:tab/>
-      <w:t>2026-03-08</w:t>
+      <w:t>2026-03-09</w:t>
       <w:br/>
       <w:br/>
     </w:r>

--- a/klagomål/A 59241-2025 FSC-klagomål.docx
+++ b/klagomål/A 59241-2025 FSC-klagomål.docx
@@ -799,7 +799,7 @@
     <w:r>
       <w:tab/>
       <w:tab/>
-      <w:t>2026-03-09</w:t>
+      <w:t>2026-03-10</w:t>
       <w:br/>
       <w:br/>
     </w:r>

--- a/klagomål/A 59241-2025 FSC-klagomål.docx
+++ b/klagomål/A 59241-2025 FSC-klagomål.docx
@@ -281,7 +281,7 @@
         <w:t>Spillkråka (NT, §4)</w:t>
       </w:r>
       <w:r>
-        <w:t xml:space="preserve"> är rödlistad som nära hotad och ingår i bilaga 1 i EU:s fågeldirektiv. Den minskar i population på grund av minskad tillgång på lämpliga bo- och födoträd och minskad födotillgång. Spillkråkans minskningstakt har uppgått till 19 (24–10) % under de senaste 15 åren. Minskningstakten för den svenska populationen bedöms vara nära gränsvärdet för Sårbar (VU) (A2bc). Skogsbruk med korta omloppstider och täta, homogena ungskogar utgör det största hotet. Spillkråka är typisk art för </w:t>
+        <w:t xml:space="preserve"> är rödlistad som nära hotad och ingår i bilaga 1 i EU:s fågeldirektiv. Den minskar i population på grund av minskad tillgång på lämpliga bo- och födoträd och minskad födotillgång. Spillkråkans minskningstakt har uppgått till 19 (24–10) % under de senaste 15 åren och bedöms vara nära gränsvärdet för Sårbar (VU) (A2bc). Spillkråka är en nyckelart i skogliga miljöer vars övergivna bohål utnyttjas av flera andra hålhäckande fågelarter och fladdermöss. Den behöver grova träd, främst tall, asp och bok som boträd. Skogsbruk med korta omloppstider och täta, homogena ungskogar utgör det största hotet. Spillkråka är typisk art för </w:t>
       </w:r>
       <w:r>
         <w:rPr>
@@ -299,7 +299,7 @@
         <w:t xml:space="preserve"> 9740 Skogsbevuxen myr </w:t>
       </w:r>
       <w:r>
-        <w:t>(SLU Artdatabanken, 2023).</w:t>
+        <w:t>(SLU Artdatabanken, 2025; Skogsstyrelsen 2016).</w:t>
       </w:r>
     </w:p>
     <w:p>
@@ -641,7 +641,7 @@
         <w:t xml:space="preserve"> 9740 Skogsbevuxen myr</w:t>
       </w:r>
       <w:r>
-        <w:t xml:space="preserve"> och ingår i bilaga 1 i EU:s fågeldirektiv. Spillkråka lever i både barr- och blandskog liksom i ren lövskog. De tätaste populationerna tenderar att finnas i äldre, variationsrik blandskog med gott om död ved och gamla träd.</w:t>
+        <w:t xml:space="preserve"> och ingår i bilaga 1 i EU:s fågeldirektiv. Spillkråka lever i både barr- och blandskog liksom i ren lövskog. De tätaste populationerna tenderar att finnas i äldre, variationsrik blandskog med gott om död ved och gamla träd. Spillkråka är en nyckelart i skogliga miljöer vars övergivna bohål utnyttjas av flera andra hålhäckande fågelarter och fladdermöss (SLU Artdatabanken, 2023; Skogsstyrelsen 2016).</w:t>
       </w:r>
     </w:p>
     <w:p>
@@ -659,7 +659,21 @@
     </w:p>
     <w:p>
       <w:r>
-        <w:t xml:space="preserve">SLU Artdatabanken, 2021. </w:t>
+        <w:t xml:space="preserve">Skogsstyrelsen, 2016. </w:t>
+      </w:r>
+      <w:r>
+        <w:rPr>
+          <w:i/>
+        </w:rPr>
+        <w:t xml:space="preserve">Vägledning för hänsyn till spillkråka. </w:t>
+      </w:r>
+      <w:r>
+        <w:t>Vägledningar och kunskapsstöd artskydd – Skogsstyrelsen.</w:t>
+      </w:r>
+    </w:p>
+    <w:p>
+      <w:r>
+        <w:t xml:space="preserve">SLU Artdatabanken, 2023. </w:t>
       </w:r>
       <w:r>
         <w:rPr>
@@ -799,7 +813,7 @@
     <w:r>
       <w:tab/>
       <w:tab/>
-      <w:t>2026-03-10</w:t>
+      <w:t>2026-03-11</w:t>
       <w:br/>
       <w:br/>
     </w:r>

--- a/klagomål/A 59241-2025 FSC-klagomål.docx
+++ b/klagomål/A 59241-2025 FSC-klagomål.docx
@@ -813,7 +813,7 @@
     <w:r>
       <w:tab/>
       <w:tab/>
-      <w:t>2026-03-11</w:t>
+      <w:t>2026-03-12</w:t>
       <w:br/>
       <w:br/>
     </w:r>

--- a/klagomål/A 59241-2025 FSC-klagomål.docx
+++ b/klagomål/A 59241-2025 FSC-klagomål.docx
@@ -813,7 +813,7 @@
     <w:r>
       <w:tab/>
       <w:tab/>
-      <w:t>2026-03-12</w:t>
+      <w:t>2026-03-13</w:t>
       <w:br/>
       <w:br/>
     </w:r>

--- a/klagomål/A 59241-2025 FSC-klagomål.docx
+++ b/klagomål/A 59241-2025 FSC-klagomål.docx
@@ -813,7 +813,7 @@
     <w:r>
       <w:tab/>
       <w:tab/>
-      <w:t>2026-03-13</w:t>
+      <w:t>2026-03-16</w:t>
       <w:br/>
       <w:br/>
     </w:r>

--- a/klagomål/A 59241-2025 FSC-klagomål.docx
+++ b/klagomål/A 59241-2025 FSC-klagomål.docx
@@ -813,7 +813,7 @@
     <w:r>
       <w:tab/>
       <w:tab/>
-      <w:t>2026-03-16</w:t>
+      <w:t>2026-03-17</w:t>
       <w:br/>
       <w:br/>
     </w:r>

--- a/klagomål/A 59241-2025 FSC-klagomål.docx
+++ b/klagomål/A 59241-2025 FSC-klagomål.docx
@@ -813,7 +813,7 @@
     <w:r>
       <w:tab/>
       <w:tab/>
-      <w:t>2026-03-17</w:t>
+      <w:t>2026-03-18</w:t>
       <w:br/>
       <w:br/>
     </w:r>

--- a/klagomål/A 59241-2025 FSC-klagomål.docx
+++ b/klagomål/A 59241-2025 FSC-klagomål.docx
@@ -813,7 +813,7 @@
     <w:r>
       <w:tab/>
       <w:tab/>
-      <w:t>2026-03-18</w:t>
+      <w:t>2026-03-19</w:t>
       <w:br/>
       <w:br/>
     </w:r>

--- a/klagomål/A 59241-2025 FSC-klagomål.docx
+++ b/klagomål/A 59241-2025 FSC-klagomål.docx
@@ -813,7 +813,7 @@
     <w:r>
       <w:tab/>
       <w:tab/>
-      <w:t>2026-03-19</w:t>
+      <w:t>2026-03-20</w:t>
       <w:br/>
       <w:br/>
     </w:r>

--- a/klagomål/A 59241-2025 FSC-klagomål.docx
+++ b/klagomål/A 59241-2025 FSC-klagomål.docx
@@ -813,7 +813,7 @@
     <w:r>
       <w:tab/>
       <w:tab/>
-      <w:t>2026-03-20</w:t>
+      <w:t>2026-03-21</w:t>
       <w:br/>
       <w:br/>
     </w:r>

--- a/klagomål/A 59241-2025 FSC-klagomål.docx
+++ b/klagomål/A 59241-2025 FSC-klagomål.docx
@@ -813,7 +813,7 @@
     <w:r>
       <w:tab/>
       <w:tab/>
-      <w:t>2026-03-21</w:t>
+      <w:t>2026-03-22</w:t>
       <w:br/>
       <w:br/>
     </w:r>

--- a/klagomål/A 59241-2025 FSC-klagomål.docx
+++ b/klagomål/A 59241-2025 FSC-klagomål.docx
@@ -813,7 +813,7 @@
     <w:r>
       <w:tab/>
       <w:tab/>
-      <w:t>2026-03-22</w:t>
+      <w:t>2026-03-23</w:t>
       <w:br/>
       <w:br/>
     </w:r>

--- a/klagomål/A 59241-2025 FSC-klagomål.docx
+++ b/klagomål/A 59241-2025 FSC-klagomål.docx
@@ -813,7 +813,7 @@
     <w:r>
       <w:tab/>
       <w:tab/>
-      <w:t>2026-03-23</w:t>
+      <w:t>2026-03-24</w:t>
       <w:br/>
       <w:br/>
     </w:r>

--- a/klagomål/A 59241-2025 FSC-klagomål.docx
+++ b/klagomål/A 59241-2025 FSC-klagomål.docx
@@ -813,7 +813,7 @@
     <w:r>
       <w:tab/>
       <w:tab/>
-      <w:t>2026-03-24</w:t>
+      <w:t>2026-03-25</w:t>
       <w:br/>
       <w:br/>
     </w:r>

--- a/klagomål/A 59241-2025 FSC-klagomål.docx
+++ b/klagomål/A 59241-2025 FSC-klagomål.docx
@@ -813,7 +813,7 @@
     <w:r>
       <w:tab/>
       <w:tab/>
-      <w:t>2026-03-25</w:t>
+      <w:t>2026-03-26</w:t>
       <w:br/>
       <w:br/>
     </w:r>

--- a/klagomål/A 59241-2025 FSC-klagomål.docx
+++ b/klagomål/A 59241-2025 FSC-klagomål.docx
@@ -813,7 +813,7 @@
     <w:r>
       <w:tab/>
       <w:tab/>
-      <w:t>2026-03-26</w:t>
+      <w:t>2026-03-27</w:t>
       <w:br/>
       <w:br/>
     </w:r>

--- a/klagomål/A 59241-2025 FSC-klagomål.docx
+++ b/klagomål/A 59241-2025 FSC-klagomål.docx
@@ -813,7 +813,7 @@
     <w:r>
       <w:tab/>
       <w:tab/>
-      <w:t>2026-03-27</w:t>
+      <w:t>2026-03-28</w:t>
       <w:br/>
       <w:br/>
     </w:r>

--- a/klagomål/A 59241-2025 FSC-klagomål.docx
+++ b/klagomål/A 59241-2025 FSC-klagomål.docx
@@ -813,7 +813,7 @@
     <w:r>
       <w:tab/>
       <w:tab/>
-      <w:t>2026-03-28</w:t>
+      <w:t>2026-03-29</w:t>
       <w:br/>
       <w:br/>
     </w:r>

--- a/klagomål/A 59241-2025 FSC-klagomål.docx
+++ b/klagomål/A 59241-2025 FSC-klagomål.docx
@@ -813,7 +813,7 @@
     <w:r>
       <w:tab/>
       <w:tab/>
-      <w:t>2026-04-14</w:t>
+      <w:t>2026-04-15</w:t>
       <w:br/>
       <w:br/>
     </w:r>

--- a/klagomål/A 59241-2025 FSC-klagomål.docx
+++ b/klagomål/A 59241-2025 FSC-klagomål.docx
@@ -813,7 +813,7 @@
     <w:r>
       <w:tab/>
       <w:tab/>
-      <w:t>2026-04-15</w:t>
+      <w:t>2026-04-16</w:t>
       <w:br/>
       <w:br/>
     </w:r>

--- a/klagomål/A 59241-2025 FSC-klagomål.docx
+++ b/klagomål/A 59241-2025 FSC-klagomål.docx
@@ -813,7 +813,7 @@
     <w:r>
       <w:tab/>
       <w:tab/>
-      <w:t>2026-04-16</w:t>
+      <w:t>2026-04-17</w:t>
       <w:br/>
       <w:br/>
     </w:r>

--- a/klagomål/A 59241-2025 FSC-klagomål.docx
+++ b/klagomål/A 59241-2025 FSC-klagomål.docx
@@ -813,7 +813,7 @@
     <w:r>
       <w:tab/>
       <w:tab/>
-      <w:t>2026-04-17</w:t>
+      <w:t>2026-04-18</w:t>
       <w:br/>
       <w:br/>
     </w:r>

--- a/klagomål/A 59241-2025 FSC-klagomål.docx
+++ b/klagomål/A 59241-2025 FSC-klagomål.docx
@@ -813,7 +813,7 @@
     <w:r>
       <w:tab/>
       <w:tab/>
-      <w:t>2026-04-18</w:t>
+      <w:t>2026-04-19</w:t>
       <w:br/>
       <w:br/>
     </w:r>

--- a/klagomål/A 59241-2025 FSC-klagomål.docx
+++ b/klagomål/A 59241-2025 FSC-klagomål.docx
@@ -813,7 +813,7 @@
     <w:r>
       <w:tab/>
       <w:tab/>
-      <w:t>2026-04-19</w:t>
+      <w:t>2026-04-20</w:t>
       <w:br/>
       <w:br/>
     </w:r>

--- a/klagomål/A 59241-2025 FSC-klagomål.docx
+++ b/klagomål/A 59241-2025 FSC-klagomål.docx
@@ -813,7 +813,7 @@
     <w:r>
       <w:tab/>
       <w:tab/>
-      <w:t>2026-04-20</w:t>
+      <w:t>2026-04-21</w:t>
       <w:br/>
       <w:br/>
     </w:r>

--- a/klagomål/A 59241-2025 FSC-klagomål.docx
+++ b/klagomål/A 59241-2025 FSC-klagomål.docx
@@ -813,7 +813,7 @@
     <w:r>
       <w:tab/>
       <w:tab/>
-      <w:t>2026-04-21</w:t>
+      <w:t>2026-04-22</w:t>
       <w:br/>
       <w:br/>
     </w:r>

--- a/klagomål/A 59241-2025 FSC-klagomål.docx
+++ b/klagomål/A 59241-2025 FSC-klagomål.docx
@@ -813,7 +813,7 @@
     <w:r>
       <w:tab/>
       <w:tab/>
-      <w:t>2026-04-22</w:t>
+      <w:t>2026-04-23</w:t>
       <w:br/>
       <w:br/>
     </w:r>

--- a/klagomål/A 59241-2025 FSC-klagomål.docx
+++ b/klagomål/A 59241-2025 FSC-klagomål.docx
@@ -813,7 +813,7 @@
     <w:r>
       <w:tab/>
       <w:tab/>
-      <w:t>2026-04-23</w:t>
+      <w:t>2026-04-24</w:t>
       <w:br/>
       <w:br/>
     </w:r>

--- a/klagomål/A 59241-2025 FSC-klagomål.docx
+++ b/klagomål/A 59241-2025 FSC-klagomål.docx
@@ -813,7 +813,7 @@
     <w:r>
       <w:tab/>
       <w:tab/>
-      <w:t>2026-04-24</w:t>
+      <w:t>2026-04-25</w:t>
       <w:br/>
       <w:br/>
     </w:r>

--- a/klagomål/A 59241-2025 FSC-klagomål.docx
+++ b/klagomål/A 59241-2025 FSC-klagomål.docx
@@ -813,7 +813,7 @@
     <w:r>
       <w:tab/>
       <w:tab/>
-      <w:t>2026-04-25</w:t>
+      <w:t>2026-04-26</w:t>
       <w:br/>
       <w:br/>
     </w:r>

--- a/klagomål/A 59241-2025 FSC-klagomål.docx
+++ b/klagomål/A 59241-2025 FSC-klagomål.docx
@@ -813,7 +813,7 @@
     <w:r>
       <w:tab/>
       <w:tab/>
-      <w:t>2026-04-26</w:t>
+      <w:t>2026-04-27</w:t>
       <w:br/>
       <w:br/>
     </w:r>

--- a/klagomål/A 59241-2025 FSC-klagomål.docx
+++ b/klagomål/A 59241-2025 FSC-klagomål.docx
@@ -813,7 +813,7 @@
     <w:r>
       <w:tab/>
       <w:tab/>
-      <w:t>2026-04-27</w:t>
+      <w:t>2026-04-28</w:t>
       <w:br/>
       <w:br/>
     </w:r>

--- a/klagomål/A 59241-2025 FSC-klagomål.docx
+++ b/klagomål/A 59241-2025 FSC-klagomål.docx
@@ -813,7 +813,7 @@
     <w:r>
       <w:tab/>
       <w:tab/>
-      <w:t>2026-04-28</w:t>
+      <w:t>2026-04-29</w:t>
       <w:br/>
       <w:br/>
     </w:r>

--- a/klagomål/A 59241-2025 FSC-klagomål.docx
+++ b/klagomål/A 59241-2025 FSC-klagomål.docx
@@ -813,7 +813,7 @@
     <w:r>
       <w:tab/>
       <w:tab/>
-      <w:t>2026-04-29</w:t>
+      <w:t>2026-04-30</w:t>
       <w:br/>
       <w:br/>
     </w:r>

--- a/klagomål/A 59241-2025 FSC-klagomål.docx
+++ b/klagomål/A 59241-2025 FSC-klagomål.docx
@@ -813,7 +813,7 @@
     <w:r>
       <w:tab/>
       <w:tab/>
-      <w:t>2026-04-30</w:t>
+      <w:t>2026-05-01</w:t>
       <w:br/>
       <w:br/>
     </w:r>

--- a/klagomål/A 59241-2025 FSC-klagomål.docx
+++ b/klagomål/A 59241-2025 FSC-klagomål.docx
@@ -813,7 +813,7 @@
     <w:r>
       <w:tab/>
       <w:tab/>
-      <w:t>2026-05-01</w:t>
+      <w:t>2026-05-02</w:t>
       <w:br/>
       <w:br/>
     </w:r>

--- a/klagomål/A 59241-2025 FSC-klagomål.docx
+++ b/klagomål/A 59241-2025 FSC-klagomål.docx
@@ -813,7 +813,7 @@
     <w:r>
       <w:tab/>
       <w:tab/>
-      <w:t>2026-05-02</w:t>
+      <w:t>2026-05-03</w:t>
       <w:br/>
       <w:br/>
     </w:r>

--- a/klagomål/A 59241-2025 FSC-klagomål.docx
+++ b/klagomål/A 59241-2025 FSC-klagomål.docx
@@ -813,7 +813,7 @@
     <w:r>
       <w:tab/>
       <w:tab/>
-      <w:t>2026-05-16</w:t>
+      <w:t>2026-05-17</w:t>
       <w:br/>
       <w:br/>
     </w:r>

--- a/klagomål/A 59241-2025 FSC-klagomål.docx
+++ b/klagomål/A 59241-2025 FSC-klagomål.docx
@@ -813,7 +813,7 @@
     <w:r>
       <w:tab/>
       <w:tab/>
-      <w:t>2026-05-17</w:t>
+      <w:t>2026-05-18</w:t>
       <w:br/>
       <w:br/>
     </w:r>
